--- a/Pipeline_KatalyzerVega_v1.docx
+++ b/Pipeline_KatalyzerVega_v1.docx
@@ -13430,6 +13430,22 @@
         <w:t xml:space="preserve"/>
       </w:r>
     </w:p>
+    <w:p>
+      <w:pPr>
+        <w:spacing w:after="80" w:before="0"/>
+      </w:pPr>
+      <w:r>
+        <w:t>5.3 NBA do Q3 — Sub-categorias e modelo de convênio municipal (v1.1)</w:t>
+      </w:r>
+    </w:p>
+    <w:p>
+      <w:pPr>
+        <w:spacing w:after="80" w:before="0"/>
+      </w:pPr>
+      <w:r>
+        <w:t>NBA (Next-Best-Action) para Q3 — sub-categorias v1.1 (scoring.py, método _derivar_acao_sugerida). Para municípios operando via Órion, protesto é gratuito (convênio com cartórios, modelo IEPTB) — custo é embutido nos emolumentos pagos pelo devedor na regularização. Sub-categorias: Q3a — status_da in (baixado, falecido, cancelado): retorna "Baixa técnica — irrecuperável". Q3c — prescricao_interrompida=True: retorna "Monitorar — prescrição já interrompida". Q3d — dias_para_prescricao &lt; 365: retorna "Protesto urgente — prescrição em 12 meses". Q3b — demais casos viáveis: retorna "Protesto em cartório" (recomendação default — custo zero para o ente). A UI da matriz 2×2 permanece visual 2×2. A coluna "Ação Sugerida" na exportação CSV e tabela de top contribuintes exibe a sub-categoria completa.</w:t>
+      </w:r>
+    </w:p>
     <w:tbl>
       <w:tblPr>
         <w:tblW w:type="dxa" w:w="9360"/>
@@ -13497,6 +13513,30 @@
           <w:szCs w:val="1"/>
         </w:rPr>
         <w:t xml:space="preserve"/>
+      </w:r>
+    </w:p>
+    <w:p>
+      <w:pPr>
+        <w:pageBreakBefore/>
+      </w:pPr>
+      <w:r>
+        <w:rPr>
+          <w:sz w:val="1"/>
+          <w:szCs w:val="1"/>
+        </w:rPr>
+        <w:t>5.4 Etapa 4 — Função decay_curve com ceiling realista (v1.1)</w:t>
+      </w:r>
+    </w:p>
+    <w:p>
+      <w:pPr>
+        <w:pageBreakBefore/>
+      </w:pPr>
+      <w:r>
+        <w:rPr>
+          <w:sz w:val="1"/>
+          <w:szCs w:val="1"/>
+        </w:rPr>
+        <w:t>Função: decay_curve(valor_alvo_cents: int, rate: float, ceiling: float, meses: int = 12) -&gt; list[float]. Localização: vega/pipeline/simulacao.py. O modelo exponencial converge assintoticamente para ceiling * valor_alvo: retorna [round(valor_alvo_cents * ceiling * (1 - exp(-rate * m)) / 100, 2) for m in range(1, meses+1)]. Parâmetros default (migration 010): Conservador rate=0.04 ceiling=0.22, Moderado rate=0.06 ceiling=0.32, Agressivo rate=0.08 ceiling=0.42. Testes obrigatórios em tests/pipeline/test_simulacao.py: test_decay_curve_respeita_ceiling, test_decay_curve_valores_monotonicos, test_decay_curve_defaults_realistas.</w:t>
       </w:r>
     </w:p>
     <w:p>
@@ -15922,6 +15962,14 @@
     </w:p>
     <w:p>
       <w:pPr>
+        <w:spacing w:after="140" w:before="0"/>
+      </w:pPr>
+      <w:r>
+        <w:t>Casos adicionais v1.1 — NBA Q3 sub-categorias (tests/pipeline/test_scoring.py): test_nba_q3_baixa_tecnica: contribuinte com status_da="baixado" em Q3 → "Baixa técnica — irrecuperável". test_nba_q3_prescricao_interrompida: Q3 com prescricao_interrompida=True → "Monitorar — prescrição já interrompida". test_nba_q3_prescricao_iminente: Q3 com 180 dias para prescrição → "Protesto urgente — prescrição em 12 meses". test_nba_q3_padrao: Q3 viável sem flags especiais → "Protesto em cartório" (não depende de valor_alto).</w:t>
+      </w:r>
+    </w:p>
+    <w:p>
+      <w:pPr>
         <w:pStyle w:val="Heading2"/>
         <w:spacing w:after="100" w:before="280"/>
       </w:pPr>
@@ -16152,7 +16200,7 @@
           <w:sz w:val="18"/>
           <w:szCs w:val="18"/>
         </w:rPr>
-        <w:t xml:space="preserve">© 2026 Katalyzer Tecnologia Ltda. · Pipeline Vega v1.0 · Documento técnico restrito à equipe de desenvolvimento.</w:t>
+        <w:t>© 2026 Katalyzer Tecnologia Ltda. · Pipeline Vega v1.1 · Documento técnico restrito à equipe de desenvolvimento.</w:t>
       </w:r>
     </w:p>
     <w:sectPr>
